--- a/statics/2.UIUC/SoPforUIUC.docx
+++ b/statics/2.UIUC/SoPforUIUC.docx
@@ -36,8 +36,6 @@
         </w:rPr>
         <w:t>UIUC</w:t>
       </w:r>
-      <w:bookmarkStart w:id="0" w:name="_GoBack"/>
-      <w:bookmarkEnd w:id="0"/>
     </w:p>
     <w:p/>
     <w:p>
@@ -1650,7 +1648,25 @@
           <w:sz w:val="24"/>
           <w:szCs w:val="24"/>
         </w:rPr>
-        <w:t>in the theoretical group of Prof. Xinbing Wang</w:t>
+        <w:t xml:space="preserve">in the theoretical group of Prof. </w:t>
+      </w:r>
+      <w:proofErr w:type="spellStart"/>
+      <w:r>
+        <w:rPr>
+          <w:rFonts w:ascii="Times New Roman" w:hAnsi="Times New Roman" w:cs="Times New Roman"/>
+          <w:sz w:val="24"/>
+          <w:szCs w:val="24"/>
+        </w:rPr>
+        <w:t>Xinbing</w:t>
+      </w:r>
+      <w:proofErr w:type="spellEnd"/>
+      <w:r>
+        <w:rPr>
+          <w:rFonts w:ascii="Times New Roman" w:hAnsi="Times New Roman" w:cs="Times New Roman"/>
+          <w:sz w:val="24"/>
+          <w:szCs w:val="24"/>
+        </w:rPr>
+        <w:t xml:space="preserve"> Wang</w:t>
       </w:r>
       <w:r>
         <w:rPr>
@@ -1874,6 +1890,46 @@
           <w:sz w:val="24"/>
           <w:szCs w:val="24"/>
         </w:rPr>
+        <w:t xml:space="preserve">Programming for research </w:t>
+      </w:r>
+      <w:r>
+        <w:rPr>
+          <w:rFonts w:ascii="Times New Roman" w:hAnsi="Times New Roman" w:cs="Times New Roman"/>
+          <w:sz w:val="24"/>
+          <w:szCs w:val="24"/>
+        </w:rPr>
+        <w:t>is zero tolerant to bugs and errors</w:t>
+      </w:r>
+      <w:r>
+        <w:rPr>
+          <w:rFonts w:ascii="Times New Roman" w:hAnsi="Times New Roman" w:cs="Times New Roman"/>
+          <w:sz w:val="24"/>
+          <w:szCs w:val="24"/>
+        </w:rPr>
+        <w:t>, so it needs you to be very technical and professional in your implementation</w:t>
+      </w:r>
+      <w:r>
+        <w:rPr>
+          <w:rFonts w:ascii="Times New Roman" w:hAnsi="Times New Roman" w:cs="Times New Roman"/>
+          <w:sz w:val="24"/>
+          <w:szCs w:val="24"/>
+        </w:rPr>
+        <w:t>.</w:t>
+      </w:r>
+      <w:r>
+        <w:rPr>
+          <w:rFonts w:ascii="Times New Roman" w:hAnsi="Times New Roman" w:cs="Times New Roman"/>
+          <w:sz w:val="24"/>
+          <w:szCs w:val="24"/>
+        </w:rPr>
+        <w:t xml:space="preserve"> </w:t>
+      </w:r>
+      <w:r>
+        <w:rPr>
+          <w:rFonts w:ascii="Times New Roman" w:hAnsi="Times New Roman" w:cs="Times New Roman"/>
+          <w:sz w:val="24"/>
+          <w:szCs w:val="24"/>
+        </w:rPr>
         <w:t xml:space="preserve">After the training of these </w:t>
       </w:r>
       <w:r>
@@ -1986,7 +2042,16 @@
           <w:sz w:val="24"/>
           <w:szCs w:val="24"/>
         </w:rPr>
-        <w:t>relevant research</w:t>
+        <w:t xml:space="preserve">relevant </w:t>
+      </w:r>
+      <w:r>
+        <w:rPr>
+          <w:rFonts w:ascii="Times New Roman" w:hAnsi="Times New Roman" w:cs="Times New Roman"/>
+          <w:sz w:val="24"/>
+          <w:szCs w:val="24"/>
+        </w:rPr>
+        <w:lastRenderedPageBreak/>
+        <w:t>research</w:t>
       </w:r>
       <w:r>
         <w:rPr>
@@ -2090,16 +2155,7 @@
           <w:sz w:val="24"/>
           <w:szCs w:val="24"/>
         </w:rPr>
-        <w:t xml:space="preserve">code had also inspired me to </w:t>
-      </w:r>
-      <w:r>
-        <w:rPr>
-          <w:rFonts w:ascii="Times New Roman" w:hAnsi="Times New Roman" w:cs="Times New Roman"/>
-          <w:sz w:val="24"/>
-          <w:szCs w:val="24"/>
-        </w:rPr>
-        <w:lastRenderedPageBreak/>
-        <w:t>think how we</w:t>
+        <w:t>code had also inspired me to think how we</w:t>
       </w:r>
       <w:r>
         <w:rPr>
@@ -2317,7 +2373,25 @@
           <w:sz w:val="24"/>
           <w:szCs w:val="24"/>
         </w:rPr>
-        <w:t xml:space="preserve"> Ruijin Hospital</w:t>
+        <w:t xml:space="preserve"> </w:t>
+      </w:r>
+      <w:proofErr w:type="spellStart"/>
+      <w:r>
+        <w:rPr>
+          <w:rFonts w:ascii="Times New Roman" w:hAnsi="Times New Roman" w:cs="Times New Roman"/>
+          <w:sz w:val="24"/>
+          <w:szCs w:val="24"/>
+        </w:rPr>
+        <w:t>Ruijin</w:t>
+      </w:r>
+      <w:proofErr w:type="spellEnd"/>
+      <w:r>
+        <w:rPr>
+          <w:rFonts w:ascii="Times New Roman" w:hAnsi="Times New Roman" w:cs="Times New Roman"/>
+          <w:sz w:val="24"/>
+          <w:szCs w:val="24"/>
+        </w:rPr>
+        <w:t xml:space="preserve"> Hospital</w:t>
       </w:r>
       <w:r>
         <w:rPr>
@@ -3256,7 +3330,57 @@
           <w:sz w:val="24"/>
           <w:szCs w:val="24"/>
         </w:rPr>
-        <w:t xml:space="preserve"> my interest perfectly, and it will be my great</w:t>
+        <w:t xml:space="preserve"> my interest perfectly, as how we can improve the </w:t>
+      </w:r>
+      <w:r>
+        <w:rPr>
+          <w:rFonts w:ascii="Times New Roman" w:hAnsi="Times New Roman" w:cs="Times New Roman"/>
+          <w:sz w:val="24"/>
+          <w:szCs w:val="24"/>
+        </w:rPr>
+        <w:t>reliability, security, performance, and productivity</w:t>
+      </w:r>
+      <w:r>
+        <w:rPr>
+          <w:rFonts w:ascii="Times New Roman" w:hAnsi="Times New Roman" w:cs="Times New Roman"/>
+          <w:sz w:val="24"/>
+          <w:szCs w:val="24"/>
+        </w:rPr>
+        <w:t xml:space="preserve"> of software is exactly where my enthusiasm lies</w:t>
+      </w:r>
+      <w:r>
+        <w:rPr>
+          <w:rFonts w:ascii="Times New Roman" w:hAnsi="Times New Roman" w:cs="Times New Roman"/>
+          <w:sz w:val="24"/>
+          <w:szCs w:val="24"/>
+        </w:rPr>
+        <w:t>.</w:t>
+      </w:r>
+      <w:r>
+        <w:rPr>
+          <w:rFonts w:ascii="Times New Roman" w:hAnsi="Times New Roman" w:cs="Times New Roman"/>
+          <w:sz w:val="24"/>
+          <w:szCs w:val="24"/>
+        </w:rPr>
+        <w:t> </w:t>
+      </w:r>
+      <w:bookmarkStart w:id="0" w:name="_GoBack"/>
+      <w:bookmarkEnd w:id="0"/>
+      <w:r>
+        <w:rPr>
+          <w:rFonts w:ascii="Times New Roman" w:hAnsi="Times New Roman" w:cs="Times New Roman"/>
+          <w:sz w:val="24"/>
+          <w:szCs w:val="24"/>
+        </w:rPr>
+        <w:t>I</w:t>
+      </w:r>
+      <w:r>
+        <w:rPr>
+          <w:rFonts w:ascii="Times New Roman" w:hAnsi="Times New Roman" w:cs="Times New Roman"/>
+          <w:sz w:val="24"/>
+          <w:szCs w:val="24"/>
+        </w:rPr>
+        <w:t>t will be my great</w:t>
       </w:r>
       <w:r>
         <w:rPr>
@@ -3360,13 +3484,23 @@
           <w:szCs w:val="24"/>
         </w:rPr>
       </w:pPr>
-      <w:r>
-        <w:rPr>
-          <w:rFonts w:ascii="Times New Roman" w:hAnsi="Times New Roman" w:cs="Times New Roman"/>
-          <w:sz w:val="24"/>
-          <w:szCs w:val="24"/>
-        </w:rPr>
-        <w:t>Qianyang Peng</w:t>
+      <w:proofErr w:type="spellStart"/>
+      <w:r>
+        <w:rPr>
+          <w:rFonts w:ascii="Times New Roman" w:hAnsi="Times New Roman" w:cs="Times New Roman"/>
+          <w:sz w:val="24"/>
+          <w:szCs w:val="24"/>
+        </w:rPr>
+        <w:t>Qianyang</w:t>
+      </w:r>
+      <w:proofErr w:type="spellEnd"/>
+      <w:r>
+        <w:rPr>
+          <w:rFonts w:ascii="Times New Roman" w:hAnsi="Times New Roman" w:cs="Times New Roman"/>
+          <w:sz w:val="24"/>
+          <w:szCs w:val="24"/>
+        </w:rPr>
+        <w:t xml:space="preserve"> Peng</w:t>
       </w:r>
     </w:p>
     <w:sectPr>
@@ -3479,7 +3613,21 @@
       <w:rPr>
         <w:rFonts w:ascii="Times New Roman" w:hAnsi="Times New Roman" w:cs="Times New Roman"/>
       </w:rPr>
-      <w:t>Applicant: Qianyang Peng</w:t>
+      <w:t xml:space="preserve">Applicant: </w:t>
+    </w:r>
+    <w:proofErr w:type="spellStart"/>
+    <w:r>
+      <w:rPr>
+        <w:rFonts w:ascii="Times New Roman" w:hAnsi="Times New Roman" w:cs="Times New Roman"/>
+      </w:rPr>
+      <w:t>Qianyang</w:t>
+    </w:r>
+    <w:proofErr w:type="spellEnd"/>
+    <w:r>
+      <w:rPr>
+        <w:rFonts w:ascii="Times New Roman" w:hAnsi="Times New Roman" w:cs="Times New Roman"/>
+      </w:rPr>
+      <w:t xml:space="preserve"> Peng</w:t>
     </w:r>
     <w:r>
       <w:rPr>
@@ -3493,11 +3641,19 @@
       </w:rPr>
       <w:ptab w:relativeTo="margin" w:alignment="right" w:leader="none"/>
     </w:r>
+    <w:proofErr w:type="spellStart"/>
     <w:r>
       <w:rPr>
         <w:rFonts w:ascii="Times New Roman" w:hAnsi="Times New Roman" w:cs="Times New Roman"/>
       </w:rPr>
-      <w:t xml:space="preserve">SoP for </w:t>
+      <w:t>SoP</w:t>
+    </w:r>
+    <w:proofErr w:type="spellEnd"/>
+    <w:r>
+      <w:rPr>
+        <w:rFonts w:ascii="Times New Roman" w:hAnsi="Times New Roman" w:cs="Times New Roman"/>
+      </w:rPr>
+      <w:t xml:space="preserve"> for </w:t>
     </w:r>
     <w:r>
       <w:rPr>
@@ -4370,7 +4526,7 @@
 </file>
 
 <file path=customXml/itemProps1.xml><?xml version="1.0" encoding="utf-8"?>
-<ds:datastoreItem xmlns:ds="http://schemas.openxmlformats.org/officeDocument/2006/customXml" ds:itemID="{881D76E6-D959-47B3-9E46-F2C8646C1C6F}">
+<ds:datastoreItem xmlns:ds="http://schemas.openxmlformats.org/officeDocument/2006/customXml" ds:itemID="{15EEA938-6911-4C0C-8117-B4F47039D004}">
   <ds:schemaRefs>
     <ds:schemaRef ds:uri="http://schemas.openxmlformats.org/officeDocument/2006/bibliography"/>
   </ds:schemaRefs>

--- a/statics/2.UIUC/SoPforUIUC.docx
+++ b/statics/2.UIUC/SoPforUIUC.docx
@@ -1648,25 +1648,7 @@
           <w:sz w:val="24"/>
           <w:szCs w:val="24"/>
         </w:rPr>
-        <w:t xml:space="preserve">in the theoretical group of Prof. </w:t>
-      </w:r>
-      <w:proofErr w:type="spellStart"/>
-      <w:r>
-        <w:rPr>
-          <w:rFonts w:ascii="Times New Roman" w:hAnsi="Times New Roman" w:cs="Times New Roman"/>
-          <w:sz w:val="24"/>
-          <w:szCs w:val="24"/>
-        </w:rPr>
-        <w:t>Xinbing</w:t>
-      </w:r>
-      <w:proofErr w:type="spellEnd"/>
-      <w:r>
-        <w:rPr>
-          <w:rFonts w:ascii="Times New Roman" w:hAnsi="Times New Roman" w:cs="Times New Roman"/>
-          <w:sz w:val="24"/>
-          <w:szCs w:val="24"/>
-        </w:rPr>
-        <w:t xml:space="preserve"> Wang</w:t>
+        <w:t>in the theoretical group of Prof. Xinbing Wang</w:t>
       </w:r>
       <w:r>
         <w:rPr>
@@ -2373,25 +2355,7 @@
           <w:sz w:val="24"/>
           <w:szCs w:val="24"/>
         </w:rPr>
-        <w:t xml:space="preserve"> </w:t>
-      </w:r>
-      <w:proofErr w:type="spellStart"/>
-      <w:r>
-        <w:rPr>
-          <w:rFonts w:ascii="Times New Roman" w:hAnsi="Times New Roman" w:cs="Times New Roman"/>
-          <w:sz w:val="24"/>
-          <w:szCs w:val="24"/>
-        </w:rPr>
-        <w:t>Ruijin</w:t>
-      </w:r>
-      <w:proofErr w:type="spellEnd"/>
-      <w:r>
-        <w:rPr>
-          <w:rFonts w:ascii="Times New Roman" w:hAnsi="Times New Roman" w:cs="Times New Roman"/>
-          <w:sz w:val="24"/>
-          <w:szCs w:val="24"/>
-        </w:rPr>
-        <w:t xml:space="preserve"> Hospital</w:t>
+        <w:t xml:space="preserve"> Ruijin Hospital</w:t>
       </w:r>
       <w:r>
         <w:rPr>
@@ -3354,26 +3318,58 @@
           <w:sz w:val="24"/>
           <w:szCs w:val="24"/>
         </w:rPr>
-        <w:t>.</w:t>
-      </w:r>
-      <w:r>
-        <w:rPr>
-          <w:rFonts w:ascii="Times New Roman" w:hAnsi="Times New Roman" w:cs="Times New Roman"/>
-          <w:sz w:val="24"/>
-          <w:szCs w:val="24"/>
-        </w:rPr>
-        <w:t> </w:t>
+        <w:t>. </w:t>
+      </w:r>
+      <w:r>
+        <w:rPr>
+          <w:rFonts w:ascii="Times New Roman" w:hAnsi="Times New Roman" w:cs="Times New Roman"/>
+          <w:sz w:val="24"/>
+          <w:szCs w:val="24"/>
+        </w:rPr>
+        <w:t>I believe I have had abundant experience and full</w:t>
+      </w:r>
+      <w:r>
+        <w:rPr>
+          <w:rFonts w:ascii="Times New Roman" w:hAnsi="Times New Roman" w:cs="Times New Roman"/>
+          <w:sz w:val="24"/>
+          <w:szCs w:val="24"/>
+        </w:rPr>
+        <w:t xml:space="preserve"> </w:t>
+      </w:r>
+      <w:r>
+        <w:rPr>
+          <w:rFonts w:ascii="Times New Roman" w:hAnsi="Times New Roman" w:cs="Times New Roman"/>
+          <w:sz w:val="24"/>
+          <w:szCs w:val="24"/>
+        </w:rPr>
+        <w:t>academ</w:t>
+      </w:r>
+      <w:r>
+        <w:rPr>
+          <w:rFonts w:ascii="Times New Roman" w:hAnsi="Times New Roman" w:cs="Times New Roman"/>
+          <w:sz w:val="24"/>
+          <w:szCs w:val="24"/>
+        </w:rPr>
+        <w:t>ic preparation for your program, and</w:t>
+      </w:r>
+      <w:r>
+        <w:rPr>
+          <w:rFonts w:ascii="Times New Roman" w:hAnsi="Times New Roman" w:cs="Times New Roman"/>
+          <w:sz w:val="24"/>
+          <w:szCs w:val="24"/>
+        </w:rPr>
+        <w:t xml:space="preserve"> </w:t>
+      </w:r>
+      <w:r>
+        <w:rPr>
+          <w:rFonts w:ascii="Times New Roman" w:hAnsi="Times New Roman" w:cs="Times New Roman"/>
+          <w:sz w:val="24"/>
+          <w:szCs w:val="24"/>
+        </w:rPr>
+        <w:t>i</w:t>
       </w:r>
       <w:bookmarkStart w:id="0" w:name="_GoBack"/>
       <w:bookmarkEnd w:id="0"/>
-      <w:r>
-        <w:rPr>
-          <w:rFonts w:ascii="Times New Roman" w:hAnsi="Times New Roman" w:cs="Times New Roman"/>
-          <w:sz w:val="24"/>
-          <w:szCs w:val="24"/>
-        </w:rPr>
-        <w:t>I</w:t>
-      </w:r>
       <w:r>
         <w:rPr>
           <w:rFonts w:ascii="Times New Roman" w:hAnsi="Times New Roman" w:cs="Times New Roman"/>
@@ -3484,23 +3480,13 @@
           <w:szCs w:val="24"/>
         </w:rPr>
       </w:pPr>
-      <w:proofErr w:type="spellStart"/>
-      <w:r>
-        <w:rPr>
-          <w:rFonts w:ascii="Times New Roman" w:hAnsi="Times New Roman" w:cs="Times New Roman"/>
-          <w:sz w:val="24"/>
-          <w:szCs w:val="24"/>
-        </w:rPr>
-        <w:t>Qianyang</w:t>
-      </w:r>
-      <w:proofErr w:type="spellEnd"/>
-      <w:r>
-        <w:rPr>
-          <w:rFonts w:ascii="Times New Roman" w:hAnsi="Times New Roman" w:cs="Times New Roman"/>
-          <w:sz w:val="24"/>
-          <w:szCs w:val="24"/>
-        </w:rPr>
-        <w:t xml:space="preserve"> Peng</w:t>
+      <w:r>
+        <w:rPr>
+          <w:rFonts w:ascii="Times New Roman" w:hAnsi="Times New Roman" w:cs="Times New Roman"/>
+          <w:sz w:val="24"/>
+          <w:szCs w:val="24"/>
+        </w:rPr>
+        <w:t>Qianyang Peng</w:t>
       </w:r>
     </w:p>
     <w:sectPr>
@@ -3565,7 +3551,7 @@
             <w:noProof/>
             <w:lang w:val="zh-CN"/>
           </w:rPr>
-          <w:t>1</w:t>
+          <w:t>2</w:t>
         </w:r>
         <w:r>
           <w:fldChar w:fldCharType="end"/>
@@ -3613,21 +3599,7 @@
       <w:rPr>
         <w:rFonts w:ascii="Times New Roman" w:hAnsi="Times New Roman" w:cs="Times New Roman"/>
       </w:rPr>
-      <w:t xml:space="preserve">Applicant: </w:t>
-    </w:r>
-    <w:proofErr w:type="spellStart"/>
-    <w:r>
-      <w:rPr>
-        <w:rFonts w:ascii="Times New Roman" w:hAnsi="Times New Roman" w:cs="Times New Roman"/>
-      </w:rPr>
-      <w:t>Qianyang</w:t>
-    </w:r>
-    <w:proofErr w:type="spellEnd"/>
-    <w:r>
-      <w:rPr>
-        <w:rFonts w:ascii="Times New Roman" w:hAnsi="Times New Roman" w:cs="Times New Roman"/>
-      </w:rPr>
-      <w:t xml:space="preserve"> Peng</w:t>
+      <w:t>Applicant: Qianyang Peng</w:t>
     </w:r>
     <w:r>
       <w:rPr>
@@ -3641,19 +3613,11 @@
       </w:rPr>
       <w:ptab w:relativeTo="margin" w:alignment="right" w:leader="none"/>
     </w:r>
-    <w:proofErr w:type="spellStart"/>
     <w:r>
       <w:rPr>
         <w:rFonts w:ascii="Times New Roman" w:hAnsi="Times New Roman" w:cs="Times New Roman"/>
       </w:rPr>
-      <w:t>SoP</w:t>
-    </w:r>
-    <w:proofErr w:type="spellEnd"/>
-    <w:r>
-      <w:rPr>
-        <w:rFonts w:ascii="Times New Roman" w:hAnsi="Times New Roman" w:cs="Times New Roman"/>
-      </w:rPr>
-      <w:t xml:space="preserve"> for </w:t>
+      <w:t xml:space="preserve">SoP for </w:t>
     </w:r>
     <w:r>
       <w:rPr>
@@ -4526,7 +4490,7 @@
 </file>
 
 <file path=customXml/itemProps1.xml><?xml version="1.0" encoding="utf-8"?>
-<ds:datastoreItem xmlns:ds="http://schemas.openxmlformats.org/officeDocument/2006/customXml" ds:itemID="{15EEA938-6911-4C0C-8117-B4F47039D004}">
+<ds:datastoreItem xmlns:ds="http://schemas.openxmlformats.org/officeDocument/2006/customXml" ds:itemID="{6A7B49FF-C586-4F5A-8D40-BD86934DE561}">
   <ds:schemaRefs>
     <ds:schemaRef ds:uri="http://schemas.openxmlformats.org/officeDocument/2006/bibliography"/>
   </ds:schemaRefs>
